--- a/zht/docx/02.34.content.docx
+++ b/zht/docx/02.34.content.docx
@@ -479,7 +479,7 @@
       <w:r>
         <w:drawing>
           <wp:inline xmlns:a="http://schemas.openxmlformats.org/drawingml/2006/main" xmlns:pic="http://schemas.openxmlformats.org/drawingml/2006/picture">
-            <wp:extent cx="1995054" cy="1320581"/>
+            <wp:extent cx="6096000" cy="4035110"/>
             <wp:docPr id="1" name="Picture 1"/>
             <wp:cNvGraphicFramePr>
               <a:graphicFrameLocks noChangeAspect="1"/>
@@ -500,7 +500,7 @@
                   <pic:spPr>
                     <a:xfrm>
                       <a:off x="0" y="0"/>
-                      <a:ext cx="1995054" cy="1320581"/>
+                      <a:ext cx="6096000" cy="4035110"/>
                     </a:xfrm>
                     <a:prstGeom prst="rect"/>
                   </pic:spPr>
@@ -1128,86 +1128,9 @@
     </w:p>
     <w:p>
       <w:r>
-        <w:t>&lt;image: 2Q==&gt;</w:t>
-      </w:r>
-    </w:p>
-    <w:p>
-      <w:pPr/>
-      <w:r>
-        <w:rPr>
-          <w:lang w:val="zh_TW" w:bidi="zh_TW"/>
-        </w:rPr>
-      </w:r>
-      <w:r>
-        <w:rPr>
-          <w:lang w:val="zh_TW" w:bidi="zh_TW"/>
-        </w:rPr>
-        <w:t>美洲野牛 (© katsrcool from Edmond (Wikimedia Commons))</w:t>
-      </w:r>
-      <w:r>
-        <w:rPr>
-          <w:lang w:val="zh_TW" w:bidi="zh_TW"/>
-        </w:rPr>
-        <w:t>在印度次大陸、緬甸、泰國、馬來西亞和中國西部，有一種動物名叫白肢野牛（學名</w:t>
-      </w:r>
-      <w:r>
-        <w:rPr>
-          <w:i/>
-          <w:lang w:val="zh_TW" w:bidi="zh_TW"/>
-        </w:rPr>
-        <w:t>Bibos gaurus</w:t>
-      </w:r>
-      <w:r>
-        <w:rPr>
-          <w:lang w:val="zh_TW" w:bidi="zh_TW"/>
-        </w:rPr>
-        <w:t xml:space="preserve"> ），現在已近乎滅絕。這種動物在泰國稱為</w:t>
-      </w:r>
-      <w:r>
-        <w:rPr>
-          <w:i/>
-          <w:lang w:val="zh_TW" w:bidi="zh_TW"/>
-        </w:rPr>
-        <w:t>ngua-kating</w:t>
-      </w:r>
-      <w:r>
-        <w:rPr>
-          <w:lang w:val="zh_TW" w:bidi="zh_TW"/>
-        </w:rPr>
-        <w:t xml:space="preserve"> ，在馬來西亞稱為</w:t>
-      </w:r>
-      <w:r>
-        <w:rPr>
-          <w:i/>
-          <w:lang w:val="zh_TW" w:bidi="zh_TW"/>
-        </w:rPr>
-        <w:t>seladang</w:t>
-      </w:r>
-      <w:r>
-        <w:rPr>
-          <w:lang w:val="zh_TW" w:bidi="zh_TW"/>
-        </w:rPr>
-        <w:t xml:space="preserve"> 。人們有時錯誤地稱牠們為「野生水牛」。白肢野牛是一種與原牛非常相似的野牛。在喜馬拉雅和中國西部的山區，還有一種與野牛相似但是略小的動物，叫做「羚牛」（學名</w:t>
-      </w:r>
-      <w:r>
-        <w:rPr>
-          <w:i/>
-          <w:lang w:val="zh_TW" w:bidi="zh_TW"/>
-        </w:rPr>
-        <w:t>Budorcas taxicolor</w:t>
-      </w:r>
-      <w:r>
-        <w:rPr>
-          <w:lang w:val="zh_TW" w:bidi="zh_TW"/>
-        </w:rPr>
-        <w:t xml:space="preserve"> ）。在喜馬拉雅和中亞地區，還可以翻譯成「野牦牛」。</w:t>
-      </w:r>
-    </w:p>
-    <w:p>
-      <w:r>
         <w:drawing>
           <wp:inline xmlns:a="http://schemas.openxmlformats.org/drawingml/2006/main" xmlns:pic="http://schemas.openxmlformats.org/drawingml/2006/picture">
-            <wp:extent cx="6096000" cy="4414242"/>
+            <wp:extent cx="6096000" cy="4038191"/>
             <wp:docPr id="4" name="Picture 4"/>
             <wp:cNvGraphicFramePr>
               <a:graphicFrameLocks noChangeAspect="1"/>
@@ -1221,6 +1144,114 @@
                   </pic:nvPicPr>
                   <pic:blipFill>
                     <a:blip r:embed="rId27"/>
+                    <a:stretch>
+                      <a:fillRect/>
+                    </a:stretch>
+                  </pic:blipFill>
+                  <pic:spPr>
+                    <a:xfrm>
+                      <a:off x="0" y="0"/>
+                      <a:ext cx="6096000" cy="4038191"/>
+                    </a:xfrm>
+                    <a:prstGeom prst="rect"/>
+                  </pic:spPr>
+                </pic:pic>
+              </a:graphicData>
+            </a:graphic>
+          </wp:inline>
+        </w:drawing>
+      </w:r>
+    </w:p>
+    <w:p>
+      <w:pPr/>
+      <w:r>
+        <w:rPr>
+          <w:lang w:val="zh_TW" w:bidi="zh_TW"/>
+        </w:rPr>
+      </w:r>
+      <w:r>
+        <w:rPr>
+          <w:lang w:val="zh_TW" w:bidi="zh_TW"/>
+        </w:rPr>
+        <w:t>美洲野牛 (© katsrcool from Edmond (Wikimedia Commons))</w:t>
+      </w:r>
+      <w:r>
+        <w:rPr>
+          <w:lang w:val="zh_TW" w:bidi="zh_TW"/>
+        </w:rPr>
+        <w:t>在印度次大陸、緬甸、泰國、馬來西亞和中國西部，有一種動物名叫白肢野牛（學名</w:t>
+      </w:r>
+      <w:r>
+        <w:rPr>
+          <w:i/>
+          <w:lang w:val="zh_TW" w:bidi="zh_TW"/>
+        </w:rPr>
+        <w:t>Bibos gaurus</w:t>
+      </w:r>
+      <w:r>
+        <w:rPr>
+          <w:lang w:val="zh_TW" w:bidi="zh_TW"/>
+        </w:rPr>
+        <w:t xml:space="preserve"> ），現在已近乎滅絕。這種動物在泰國稱為</w:t>
+      </w:r>
+      <w:r>
+        <w:rPr>
+          <w:i/>
+          <w:lang w:val="zh_TW" w:bidi="zh_TW"/>
+        </w:rPr>
+        <w:t>ngua-kating</w:t>
+      </w:r>
+      <w:r>
+        <w:rPr>
+          <w:lang w:val="zh_TW" w:bidi="zh_TW"/>
+        </w:rPr>
+        <w:t xml:space="preserve"> ，在馬來西亞稱為</w:t>
+      </w:r>
+      <w:r>
+        <w:rPr>
+          <w:i/>
+          <w:lang w:val="zh_TW" w:bidi="zh_TW"/>
+        </w:rPr>
+        <w:t>seladang</w:t>
+      </w:r>
+      <w:r>
+        <w:rPr>
+          <w:lang w:val="zh_TW" w:bidi="zh_TW"/>
+        </w:rPr>
+        <w:t xml:space="preserve"> 。人們有時錯誤地稱牠們為「野生水牛」。白肢野牛是一種與原牛非常相似的野牛。在喜馬拉雅和中國西部的山區，還有一種與野牛相似但是略小的動物，叫做「羚牛」（學名</w:t>
+      </w:r>
+      <w:r>
+        <w:rPr>
+          <w:i/>
+          <w:lang w:val="zh_TW" w:bidi="zh_TW"/>
+        </w:rPr>
+        <w:t>Budorcas taxicolor</w:t>
+      </w:r>
+      <w:r>
+        <w:rPr>
+          <w:lang w:val="zh_TW" w:bidi="zh_TW"/>
+        </w:rPr>
+        <w:t xml:space="preserve"> ）。在喜馬拉雅和中亞地區，還可以翻譯成「野牦牛」。</w:t>
+      </w:r>
+    </w:p>
+    <w:p>
+      <w:r>
+        <w:drawing>
+          <wp:inline xmlns:a="http://schemas.openxmlformats.org/drawingml/2006/main" xmlns:pic="http://schemas.openxmlformats.org/drawingml/2006/picture">
+            <wp:extent cx="6096000" cy="4414242"/>
+            <wp:docPr id="5" name="Picture 5"/>
+            <wp:cNvGraphicFramePr>
+              <a:graphicFrameLocks noChangeAspect="1"/>
+            </wp:cNvGraphicFramePr>
+            <a:graphic>
+              <a:graphicData uri="http://schemas.openxmlformats.org/drawingml/2006/picture">
+                <pic:pic>
+                  <pic:nvPicPr>
+                    <pic:cNvPr id="0" name="image.jpg"/>
+                    <pic:cNvPicPr/>
+                  </pic:nvPicPr>
+                  <pic:blipFill>
+                    <a:blip r:embed="rId28"/>
                     <a:stretch>
                       <a:fillRect/>
                     </a:stretch>
